--- a/Manuscript/Word/Passive air sampling detects environmental DNA transfer from water into air.docx
+++ b/Manuscript/Word/Passive air sampling detects environmental DNA transfer from water into air.docx
@@ -169,7 +169,7 @@
         <w:pStyle w:val="Date"/>
       </w:pPr>
       <w:r>
-        <w:t>2025-10-15</w:t>
+        <w:t>2025-10-23</w:t>
       </w:r>
     </w:p>
     <w:p>
@@ -658,7 +658,7 @@
         </w:rPr>
         <w:lastRenderedPageBreak/>
         <w:drawing>
-          <wp:inline distT="0" distB="0" distL="0" distR="0" wp14:anchorId="2E6933A4" wp14:editId="14EEE5A9">
+          <wp:inline distT="0" distB="0" distL="0" distR="0" wp14:anchorId="0DD20656" wp14:editId="4D49D893">
             <wp:extent cx="4859999" cy="3239999"/>
             <wp:effectExtent l="0" t="0" r="0" b="0"/>
             <wp:docPr id="24" name="Picture" descr="Figure 1: Conceptual illustration of cross‐medium eDNA sampling above a salmon‐spawning stream. Natural processes, including evaporation, bubble-burst aerosolization at riffles and splashes, and the vigorous movement of spawning Coho salmon, launch trace amounts of DNA from the river surface into the atmosphere. Passive airborne samplers, shown here as three vertically hung filters and an open tray of deionized water (A), intercept settling airborne eDNA, while paired water-grab sampling (W) and visual counts by hatchery staff (N) provide concurrent reference measurements."/>
@@ -5496,7 +5496,7 @@
           <w:noProof/>
         </w:rPr>
         <w:drawing>
-          <wp:inline distT="0" distB="0" distL="0" distR="0" wp14:anchorId="2BED3806" wp14:editId="468AF76D">
+          <wp:inline distT="0" distB="0" distL="0" distR="0" wp14:anchorId="2506563F" wp14:editId="7F27765D">
             <wp:extent cx="5939999" cy="4192941"/>
             <wp:effectExtent l="0" t="0" r="0" b="0"/>
             <wp:docPr id="39" name="Picture" descr="Figure 2: The temporal dynamics of estimated fish density in units of fish/day (X; black dots and smoothed lines with 95% confidence intervals indicated with error bars in panel A and dotted lines throughout) from 17^{th} October to 21^{st} November compared to the posterior distributions (and their 95% confidence intervals indicated by vertical bars) of eDNA concentrations (copies/L) in water (B), and eDNA concentrations (copies/cm^2/day) in air using various filter types (C). In panel A we also show the observed visual counts (dark rose dots) normalized per counting effort (E) with the 95% posterior probabilities (dark rose bars) derived from the Negative binomial distribution with mean X (fish density) and the fixed overdispersion parameter (\phi=20). The jitter in x-axis for panel A and for Gelatin and PTFE plots in panel C are for visualization purposes only, i.e., no difference in collection dates."/>
@@ -6134,9 +6134,6 @@
                 <w:color w:val="000000"/>
               </w:rPr>
             </w:pPr>
-            <w:bookmarkStart w:id="19" w:name="model-diagnostics"/>
-            <w:bookmarkEnd w:id="17"/>
-            <w:bookmarkEnd w:id="18"/>
             <w:r>
               <w:rPr>
                 <w:rFonts w:ascii="Times New Roman" w:eastAsia="Times New Roman" w:hAnsi="Times New Roman" w:cs="Times New Roman"/>
@@ -7209,13 +7206,16 @@
     </w:tbl>
     <w:p>
       <w:pPr>
+        <w:pStyle w:val="TableCaption"/>
+      </w:pPr>
+    </w:p>
+    <w:p>
+      <w:pPr>
         <w:pStyle w:val="Heading2"/>
       </w:pPr>
-    </w:p>
-    <w:p>
-      <w:pPr>
-        <w:pStyle w:val="Heading2"/>
-      </w:pPr>
+      <w:bookmarkStart w:id="19" w:name="model-diagnostics"/>
+      <w:bookmarkEnd w:id="17"/>
+      <w:bookmarkEnd w:id="18"/>
       <w:r>
         <w:t>Model diagnostics</w:t>
       </w:r>
@@ -7759,7 +7759,7 @@
         <w:pStyle w:val="FirstParagraph"/>
       </w:pPr>
       <w:r>
-        <w:t>The authors declare that they have no competing interests. All data needed to evaluate the conclusions in this paper are available in the main text and/or the Supplementary Materials. Codes are available on https://github.com/gledguri/Air-eDNA-quant. Additional data, code, and materials will be made available upon reasonable request. No materials were subject to material transfer agreements (MTAs).</w:t>
+        <w:t>The authors declare that they have no competing interests. All data needed to evaluate the conclusions in this paper are available in the main text and/or the Supplementary Materials. Raw data, R and Stan model codes are available on https://github.com/gledguri/Air-eDNA-quant. Additional data, code, and materials will be made available upon reasonable request. No materials were subject to material transfer agreements (MTAs).</w:t>
       </w:r>
     </w:p>
     <w:p>
@@ -10457,7 +10457,7 @@
   <w:num w:numId="5" w16cid:durableId="898639257">
     <w:abstractNumId w:val="0"/>
   </w:num>
-  <w:num w:numId="6" w16cid:durableId="69625219">
+  <w:num w:numId="6" w16cid:durableId="659576354">
     <w:abstractNumId w:val="0"/>
   </w:num>
 </w:numbering>
